--- a/00-首页/题组Word/习题书/第三篇-有机化学/第三篇-有机化学-99-综合题-教师版.docx
+++ b/00-首页/题组Word/习题书/第三篇-有机化学/第三篇-有机化学-99-综合题-教师版.docx
@@ -601,7 +601,7 @@
         </w:rPr>
         <w:drawing>
           <wp:inline>
-            <wp:extent cx="3600000" cy="914285"/>
+            <wp:extent cx="3599997" cy="914285"/>
             <wp:effectExtent b="0" l="0" r="0" t="0"/>
             <wp:docPr descr="" title="" id="17" name="Picture"/>
             <a:graphic>
@@ -622,7 +622,7 @@
                   <pic:spPr bwMode="auto">
                     <a:xfrm>
                       <a:off x="0" y="0"/>
-                      <a:ext cx="3600000" cy="914285"/>
+                      <a:ext cx="3599997" cy="914285"/>
                     </a:xfrm>
                     <a:prstGeom prst="rect">
                       <a:avLst/>
@@ -10890,7 +10890,7 @@
         </w:rPr>
         <w:drawing>
           <wp:inline>
-            <wp:extent cx="3600000" cy="1190203"/>
+            <wp:extent cx="3600000" cy="1180328"/>
             <wp:effectExtent b="0" l="0" r="0" t="0"/>
             <wp:docPr descr="" title="" id="42" name="Picture"/>
             <a:graphic>
@@ -10911,7 +10911,7 @@
                   <pic:spPr bwMode="auto">
                     <a:xfrm>
                       <a:off x="0" y="0"/>
-                      <a:ext cx="3600000" cy="1190203"/>
+                      <a:ext cx="3600000" cy="1180328"/>
                     </a:xfrm>
                     <a:prstGeom prst="rect">
                       <a:avLst/>
@@ -10942,7 +10942,7 @@
         </w:rPr>
         <w:drawing>
           <wp:inline>
-            <wp:extent cx="3600000" cy="1095238"/>
+            <wp:extent cx="3600000" cy="1062766"/>
             <wp:effectExtent b="0" l="0" r="0" t="0"/>
             <wp:docPr descr="" title="" id="45" name="Picture"/>
             <a:graphic>
@@ -10963,7 +10963,7 @@
                   <pic:spPr bwMode="auto">
                     <a:xfrm>
                       <a:off x="0" y="0"/>
-                      <a:ext cx="3600000" cy="1095238"/>
+                      <a:ext cx="3600000" cy="1062766"/>
                     </a:xfrm>
                     <a:prstGeom prst="rect">
                       <a:avLst/>
@@ -10994,7 +10994,7 @@
         </w:rPr>
         <w:drawing>
           <wp:inline>
-            <wp:extent cx="3600000" cy="1604050"/>
+            <wp:extent cx="3600000" cy="1571574"/>
             <wp:effectExtent b="0" l="0" r="0" t="0"/>
             <wp:docPr descr="" title="" id="48" name="Picture"/>
             <a:graphic>
@@ -11015,7 +11015,7 @@
                   <pic:spPr bwMode="auto">
                     <a:xfrm>
                       <a:off x="0" y="0"/>
-                      <a:ext cx="3600000" cy="1604050"/>
+                      <a:ext cx="3600000" cy="1571574"/>
                     </a:xfrm>
                     <a:prstGeom prst="rect">
                       <a:avLst/>
@@ -11046,7 +11046,7 @@
         </w:rPr>
         <w:drawing>
           <wp:inline>
-            <wp:extent cx="3600000" cy="1456410"/>
+            <wp:extent cx="3600000" cy="1421326"/>
             <wp:effectExtent b="0" l="0" r="0" t="0"/>
             <wp:docPr descr="" title="" id="51" name="Picture"/>
             <a:graphic>
@@ -11067,7 +11067,7 @@
                   <pic:spPr bwMode="auto">
                     <a:xfrm>
                       <a:off x="0" y="0"/>
-                      <a:ext cx="3600000" cy="1456410"/>
+                      <a:ext cx="3600000" cy="1421326"/>
                     </a:xfrm>
                     <a:prstGeom prst="rect">
                       <a:avLst/>
@@ -11098,7 +11098,7 @@
         </w:rPr>
         <w:drawing>
           <wp:inline>
-            <wp:extent cx="3600000" cy="1238268"/>
+            <wp:extent cx="3600000" cy="1213667"/>
             <wp:effectExtent b="0" l="0" r="0" t="0"/>
             <wp:docPr descr="" title="" id="54" name="Picture"/>
             <a:graphic>
@@ -11119,7 +11119,7 @@
                   <pic:spPr bwMode="auto">
                     <a:xfrm>
                       <a:off x="0" y="0"/>
-                      <a:ext cx="3600000" cy="1238268"/>
+                      <a:ext cx="3600000" cy="1213667"/>
                     </a:xfrm>
                     <a:prstGeom prst="rect">
                       <a:avLst/>
@@ -11150,7 +11150,7 @@
         </w:rPr>
         <w:drawing>
           <wp:inline>
-            <wp:extent cx="3600000" cy="1380931"/>
+            <wp:extent cx="3600000" cy="1356984"/>
             <wp:effectExtent b="0" l="0" r="0" t="0"/>
             <wp:docPr descr="" title="" id="57" name="Picture"/>
             <a:graphic>
@@ -11171,7 +11171,7 @@
                   <pic:spPr bwMode="auto">
                     <a:xfrm>
                       <a:off x="0" y="0"/>
-                      <a:ext cx="3600000" cy="1380931"/>
+                      <a:ext cx="3600000" cy="1356984"/>
                     </a:xfrm>
                     <a:prstGeom prst="rect">
                       <a:avLst/>
@@ -11436,7 +11436,7 @@
         </w:rPr>
         <w:drawing>
           <wp:inline>
-            <wp:extent cx="3600000" cy="658983"/>
+            <wp:extent cx="3600000" cy="597966"/>
             <wp:effectExtent b="0" l="0" r="0" t="0"/>
             <wp:docPr descr="" title="" id="60" name="Picture"/>
             <a:graphic>
@@ -11457,7 +11457,7 @@
                   <pic:spPr bwMode="auto">
                     <a:xfrm>
                       <a:off x="0" y="0"/>
-                      <a:ext cx="3600000" cy="658983"/>
+                      <a:ext cx="3600000" cy="597966"/>
                     </a:xfrm>
                     <a:prstGeom prst="rect">
                       <a:avLst/>
@@ -11488,7 +11488,7 @@
         </w:rPr>
         <w:drawing>
           <wp:inline>
-            <wp:extent cx="3600000" cy="1455140"/>
+            <wp:extent cx="3600000" cy="1429907"/>
             <wp:effectExtent b="0" l="0" r="0" t="0"/>
             <wp:docPr descr="" title="" id="63" name="Picture"/>
             <a:graphic>
@@ -11509,7 +11509,7 @@
                   <pic:spPr bwMode="auto">
                     <a:xfrm>
                       <a:off x="0" y="0"/>
-                      <a:ext cx="3600000" cy="1455140"/>
+                      <a:ext cx="3600000" cy="1429907"/>
                     </a:xfrm>
                     <a:prstGeom prst="rect">
                       <a:avLst/>
@@ -11642,7 +11642,7 @@
         </w:rPr>
         <w:drawing>
           <wp:inline>
-            <wp:extent cx="3600000" cy="1940119"/>
+            <wp:extent cx="3600000" cy="1746108"/>
             <wp:effectExtent b="0" l="0" r="0" t="0"/>
             <wp:docPr descr="" title="" id="66" name="Picture"/>
             <a:graphic>
@@ -11663,7 +11663,7 @@
                   <pic:spPr bwMode="auto">
                     <a:xfrm>
                       <a:off x="0" y="0"/>
-                      <a:ext cx="3600000" cy="1940119"/>
+                      <a:ext cx="3600000" cy="1746108"/>
                     </a:xfrm>
                     <a:prstGeom prst="rect">
                       <a:avLst/>
@@ -11694,7 +11694,7 @@
         </w:rPr>
         <w:drawing>
           <wp:inline>
-            <wp:extent cx="3600000" cy="1366071"/>
+            <wp:extent cx="3600000" cy="1317857"/>
             <wp:effectExtent b="0" l="0" r="0" t="0"/>
             <wp:docPr descr="" title="" id="69" name="Picture"/>
             <a:graphic>
@@ -11715,7 +11715,7 @@
                   <pic:spPr bwMode="auto">
                     <a:xfrm>
                       <a:off x="0" y="0"/>
-                      <a:ext cx="3600000" cy="1366071"/>
+                      <a:ext cx="3600000" cy="1317857"/>
                     </a:xfrm>
                     <a:prstGeom prst="rect">
                       <a:avLst/>
@@ -11746,7 +11746,7 @@
         </w:rPr>
         <w:drawing>
           <wp:inline>
-            <wp:extent cx="3600000" cy="737201"/>
+            <wp:extent cx="3600000" cy="700000"/>
             <wp:effectExtent b="0" l="0" r="0" t="0"/>
             <wp:docPr descr="" title="" id="72" name="Picture"/>
             <a:graphic>
@@ -11767,7 +11767,7 @@
                   <pic:spPr bwMode="auto">
                     <a:xfrm>
                       <a:off x="0" y="0"/>
-                      <a:ext cx="3600000" cy="737201"/>
+                      <a:ext cx="3600000" cy="700000"/>
                     </a:xfrm>
                     <a:prstGeom prst="rect">
                       <a:avLst/>
@@ -11798,7 +11798,7 @@
         </w:rPr>
         <w:drawing>
           <wp:inline>
-            <wp:extent cx="3600000" cy="635869"/>
+            <wp:extent cx="3600000" cy="600000"/>
             <wp:effectExtent b="0" l="0" r="0" t="0"/>
             <wp:docPr descr="" title="" id="75" name="Picture"/>
             <a:graphic>
@@ -11819,7 +11819,7 @@
                   <pic:spPr bwMode="auto">
                     <a:xfrm>
                       <a:off x="0" y="0"/>
-                      <a:ext cx="3600000" cy="635869"/>
+                      <a:ext cx="3600000" cy="600000"/>
                     </a:xfrm>
                     <a:prstGeom prst="rect">
                       <a:avLst/>
@@ -11850,7 +11850,7 @@
         </w:rPr>
         <w:drawing>
           <wp:inline>
-            <wp:extent cx="3600000" cy="1383919"/>
+            <wp:extent cx="3600000" cy="1370558"/>
             <wp:effectExtent b="0" l="0" r="0" t="0"/>
             <wp:docPr descr="" title="" id="78" name="Picture"/>
             <a:graphic>
@@ -11871,7 +11871,7 @@
                   <pic:spPr bwMode="auto">
                     <a:xfrm>
                       <a:off x="0" y="0"/>
-                      <a:ext cx="3600000" cy="1383919"/>
+                      <a:ext cx="3600000" cy="1370558"/>
                     </a:xfrm>
                     <a:prstGeom prst="rect">
                       <a:avLst/>
@@ -16558,7 +16558,7 @@
         </w:rPr>
         <w:drawing>
           <wp:inline>
-            <wp:extent cx="1778000" cy="1701800"/>
+            <wp:extent cx="1778000" cy="1581897"/>
             <wp:effectExtent b="0" l="0" r="0" t="0"/>
             <wp:docPr descr="" title="" id="81" name="Picture"/>
             <a:graphic>
@@ -16579,7 +16579,7 @@
                   <pic:spPr bwMode="auto">
                     <a:xfrm>
                       <a:off x="0" y="0"/>
-                      <a:ext cx="1778000" cy="1701800"/>
+                      <a:ext cx="1778000" cy="1581897"/>
                     </a:xfrm>
                     <a:prstGeom prst="rect">
                       <a:avLst/>
@@ -16622,7 +16622,7 @@
         </w:rPr>
         <w:drawing>
           <wp:inline>
-            <wp:extent cx="1800000" cy="3363157"/>
+            <wp:extent cx="1756873" cy="3363157"/>
             <wp:effectExtent b="0" l="0" r="0" t="0"/>
             <wp:docPr descr="" title="" id="84" name="Picture"/>
             <a:graphic>
@@ -16643,7 +16643,7 @@
                   <pic:spPr bwMode="auto">
                     <a:xfrm>
                       <a:off x="0" y="0"/>
-                      <a:ext cx="1800000" cy="3363157"/>
+                      <a:ext cx="1756873" cy="3363157"/>
                     </a:xfrm>
                     <a:prstGeom prst="rect">
                       <a:avLst/>
@@ -16686,7 +16686,7 @@
         </w:rPr>
         <w:drawing>
           <wp:inline>
-            <wp:extent cx="1778000" cy="1803400"/>
+            <wp:extent cx="1776879" cy="1803400"/>
             <wp:effectExtent b="0" l="0" r="0" t="0"/>
             <wp:docPr descr="" title="" id="87" name="Picture"/>
             <a:graphic>
@@ -16707,7 +16707,7 @@
                   <pic:spPr bwMode="auto">
                     <a:xfrm>
                       <a:off x="0" y="0"/>
-                      <a:ext cx="1778000" cy="1803400"/>
+                      <a:ext cx="1776879" cy="1803400"/>
                     </a:xfrm>
                     <a:prstGeom prst="rect">
                       <a:avLst/>
@@ -16750,7 +16750,7 @@
         </w:rPr>
         <w:drawing>
           <wp:inline>
-            <wp:extent cx="1778000" cy="1803400"/>
+            <wp:extent cx="1776879" cy="1803400"/>
             <wp:effectExtent b="0" l="0" r="0" t="0"/>
             <wp:docPr descr="" title="" id="90" name="Picture"/>
             <a:graphic>
@@ -16771,7 +16771,7 @@
                   <pic:spPr bwMode="auto">
                     <a:xfrm>
                       <a:off x="0" y="0"/>
-                      <a:ext cx="1778000" cy="1803400"/>
+                      <a:ext cx="1776879" cy="1803400"/>
                     </a:xfrm>
                     <a:prstGeom prst="rect">
                       <a:avLst/>
@@ -19189,7 +19189,7 @@
         </w:rPr>
         <w:drawing>
           <wp:inline>
-            <wp:extent cx="3600000" cy="1119327"/>
+            <wp:extent cx="3600000" cy="1098947"/>
             <wp:effectExtent b="0" l="0" r="0" t="0"/>
             <wp:docPr descr="" title="" id="93" name="Picture"/>
             <a:graphic>
@@ -19210,7 +19210,7 @@
                   <pic:spPr bwMode="auto">
                     <a:xfrm>
                       <a:off x="0" y="0"/>
-                      <a:ext cx="3600000" cy="1119327"/>
+                      <a:ext cx="3600000" cy="1098947"/>
                     </a:xfrm>
                     <a:prstGeom prst="rect">
                       <a:avLst/>
@@ -21011,7 +21011,7 @@
         </w:rPr>
         <w:drawing>
           <wp:inline>
-            <wp:extent cx="3390900" cy="1498600"/>
+            <wp:extent cx="3390900" cy="1456927"/>
             <wp:effectExtent b="0" l="0" r="0" t="0"/>
             <wp:docPr descr="" title="" id="97" name="Picture"/>
             <a:graphic>
@@ -21032,7 +21032,7 @@
                   <pic:spPr bwMode="auto">
                     <a:xfrm>
                       <a:off x="0" y="0"/>
-                      <a:ext cx="3390900" cy="1498600"/>
+                      <a:ext cx="3390900" cy="1456927"/>
                     </a:xfrm>
                     <a:prstGeom prst="rect">
                       <a:avLst/>
@@ -21063,7 +21063,7 @@
         </w:rPr>
         <w:drawing>
           <wp:inline>
-            <wp:extent cx="3327400" cy="1003300"/>
+            <wp:extent cx="3327400" cy="941474"/>
             <wp:effectExtent b="0" l="0" r="0" t="0"/>
             <wp:docPr descr="" title="" id="100" name="Picture"/>
             <a:graphic>
@@ -21084,7 +21084,7 @@
                   <pic:spPr bwMode="auto">
                     <a:xfrm>
                       <a:off x="0" y="0"/>
-                      <a:ext cx="3327400" cy="1003300"/>
+                      <a:ext cx="3327400" cy="941474"/>
                     </a:xfrm>
                     <a:prstGeom prst="rect">
                       <a:avLst/>
@@ -21315,7 +21315,7 @@
         </w:rPr>
         <w:drawing>
           <wp:inline>
-            <wp:extent cx="2413000" cy="1143000"/>
+            <wp:extent cx="2413000" cy="1141634"/>
             <wp:effectExtent b="0" l="0" r="0" t="0"/>
             <wp:docPr descr="" title="" id="106" name="Picture"/>
             <a:graphic>
@@ -21336,7 +21336,7 @@
                   <pic:spPr bwMode="auto">
                     <a:xfrm>
                       <a:off x="0" y="0"/>
-                      <a:ext cx="2413000" cy="1143000"/>
+                      <a:ext cx="2413000" cy="1141634"/>
                     </a:xfrm>
                     <a:prstGeom prst="rect">
                       <a:avLst/>
@@ -21367,7 +21367,7 @@
         </w:rPr>
         <w:drawing>
           <wp:inline>
-            <wp:extent cx="3327400" cy="1498600"/>
+            <wp:extent cx="3327400" cy="1451723"/>
             <wp:effectExtent b="0" l="0" r="0" t="0"/>
             <wp:docPr descr="" title="" id="109" name="Picture"/>
             <a:graphic>
@@ -21388,7 +21388,7 @@
                   <pic:spPr bwMode="auto">
                     <a:xfrm>
                       <a:off x="0" y="0"/>
-                      <a:ext cx="3327400" cy="1498600"/>
+                      <a:ext cx="3327400" cy="1451723"/>
                     </a:xfrm>
                     <a:prstGeom prst="rect">
                       <a:avLst/>
@@ -21419,7 +21419,7 @@
         </w:rPr>
         <w:drawing>
           <wp:inline>
-            <wp:extent cx="3600000" cy="1903561"/>
+            <wp:extent cx="3600000" cy="1824793"/>
             <wp:effectExtent b="0" l="0" r="0" t="0"/>
             <wp:docPr descr="" title="" id="112" name="Picture"/>
             <a:graphic>
@@ -21440,7 +21440,7 @@
                   <pic:spPr bwMode="auto">
                     <a:xfrm>
                       <a:off x="0" y="0"/>
-                      <a:ext cx="3600000" cy="1903561"/>
+                      <a:ext cx="3600000" cy="1824793"/>
                     </a:xfrm>
                     <a:prstGeom prst="rect">
                       <a:avLst/>
@@ -21597,7 +21597,7 @@
         </w:rPr>
         <w:drawing>
           <wp:inline>
-            <wp:extent cx="3600000" cy="730789"/>
+            <wp:extent cx="3600000" cy="725886"/>
             <wp:effectExtent b="0" l="0" r="0" t="0"/>
             <wp:docPr descr="" title="" id="115" name="Picture"/>
             <a:graphic>
@@ -21618,7 +21618,7 @@
                   <pic:spPr bwMode="auto">
                     <a:xfrm>
                       <a:off x="0" y="0"/>
-                      <a:ext cx="3600000" cy="730789"/>
+                      <a:ext cx="3600000" cy="725886"/>
                     </a:xfrm>
                     <a:prstGeom prst="rect">
                       <a:avLst/>
@@ -21649,7 +21649,7 @@
         </w:rPr>
         <w:drawing>
           <wp:inline>
-            <wp:extent cx="3600000" cy="915414"/>
+            <wp:extent cx="3600000" cy="905929"/>
             <wp:effectExtent b="0" l="0" r="0" t="0"/>
             <wp:docPr descr="" title="" id="118" name="Picture"/>
             <a:graphic>
@@ -21670,7 +21670,7 @@
                   <pic:spPr bwMode="auto">
                     <a:xfrm>
                       <a:off x="0" y="0"/>
-                      <a:ext cx="3600000" cy="915414"/>
+                      <a:ext cx="3600000" cy="905929"/>
                     </a:xfrm>
                     <a:prstGeom prst="rect">
                       <a:avLst/>
@@ -22652,7 +22652,7 @@
         </w:rPr>
         <w:drawing>
           <wp:inline>
-            <wp:extent cx="2971800" cy="2514600"/>
+            <wp:extent cx="2971800" cy="2474318"/>
             <wp:effectExtent b="0" l="0" r="0" t="0"/>
             <wp:docPr descr="" title="" id="121" name="Picture"/>
             <a:graphic>
@@ -22673,7 +22673,7 @@
                   <pic:spPr bwMode="auto">
                     <a:xfrm>
                       <a:off x="0" y="0"/>
-                      <a:ext cx="2971800" cy="2514600"/>
+                      <a:ext cx="2971800" cy="2474318"/>
                     </a:xfrm>
                     <a:prstGeom prst="rect">
                       <a:avLst/>
@@ -22704,7 +22704,7 @@
         </w:rPr>
         <w:drawing>
           <wp:inline>
-            <wp:extent cx="3048000" cy="1206500"/>
+            <wp:extent cx="3048000" cy="1144608"/>
             <wp:effectExtent b="0" l="0" r="0" t="0"/>
             <wp:docPr descr="" title="" id="124" name="Picture"/>
             <a:graphic>
@@ -22725,7 +22725,7 @@
                   <pic:spPr bwMode="auto">
                     <a:xfrm>
                       <a:off x="0" y="0"/>
-                      <a:ext cx="3048000" cy="1206500"/>
+                      <a:ext cx="3048000" cy="1144608"/>
                     </a:xfrm>
                     <a:prstGeom prst="rect">
                       <a:avLst/>
@@ -22756,7 +22756,7 @@
         </w:rPr>
         <w:drawing>
           <wp:inline>
-            <wp:extent cx="3600000" cy="1189655"/>
+            <wp:extent cx="3600000" cy="1144509"/>
             <wp:effectExtent b="0" l="0" r="0" t="0"/>
             <wp:docPr descr="" title="" id="127" name="Picture"/>
             <a:graphic>
@@ -22777,7 +22777,7 @@
                   <pic:spPr bwMode="auto">
                     <a:xfrm>
                       <a:off x="0" y="0"/>
-                      <a:ext cx="3600000" cy="1189655"/>
+                      <a:ext cx="3600000" cy="1144509"/>
                     </a:xfrm>
                     <a:prstGeom prst="rect">
                       <a:avLst/>
@@ -23069,7 +23069,7 @@
         </w:rPr>
         <w:drawing>
           <wp:inline>
-            <wp:extent cx="3600000" cy="1020759"/>
+            <wp:extent cx="3600000" cy="1001020"/>
             <wp:effectExtent b="0" l="0" r="0" t="0"/>
             <wp:docPr descr="" title="" id="142" name="Picture"/>
             <a:graphic>
@@ -23090,7 +23090,7 @@
                   <pic:spPr bwMode="auto">
                     <a:xfrm>
                       <a:off x="0" y="0"/>
-                      <a:ext cx="3600000" cy="1020759"/>
+                      <a:ext cx="3600000" cy="1001020"/>
                     </a:xfrm>
                     <a:prstGeom prst="rect">
                       <a:avLst/>
@@ -23121,7 +23121,7 @@
         </w:rPr>
         <w:drawing>
           <wp:inline>
-            <wp:extent cx="3600000" cy="900000"/>
+            <wp:extent cx="3600000" cy="850549"/>
             <wp:effectExtent b="0" l="0" r="0" t="0"/>
             <wp:docPr descr="" title="" id="145" name="Picture"/>
             <a:graphic>
@@ -23142,7 +23142,7 @@
                   <pic:spPr bwMode="auto">
                     <a:xfrm>
                       <a:off x="0" y="0"/>
-                      <a:ext cx="3600000" cy="900000"/>
+                      <a:ext cx="3600000" cy="850549"/>
                     </a:xfrm>
                     <a:prstGeom prst="rect">
                       <a:avLst/>
@@ -23173,7 +23173,7 @@
         </w:rPr>
         <w:drawing>
           <wp:inline>
-            <wp:extent cx="3600000" cy="787798"/>
+            <wp:extent cx="3600000" cy="783024"/>
             <wp:effectExtent b="0" l="0" r="0" t="0"/>
             <wp:docPr descr="" title="" id="148" name="Picture"/>
             <a:graphic>
@@ -23194,7 +23194,7 @@
                   <pic:spPr bwMode="auto">
                     <a:xfrm>
                       <a:off x="0" y="0"/>
-                      <a:ext cx="3600000" cy="787798"/>
+                      <a:ext cx="3600000" cy="783024"/>
                     </a:xfrm>
                     <a:prstGeom prst="rect">
                       <a:avLst/>
@@ -27677,7 +27677,7 @@
         </w:rPr>
         <w:drawing>
           <wp:inline>
-            <wp:extent cx="3600000" cy="2284615"/>
+            <wp:extent cx="3600000" cy="2267532"/>
             <wp:effectExtent b="0" l="0" r="0" t="0"/>
             <wp:docPr descr="" title="" id="164" name="Picture"/>
             <a:graphic>
@@ -27698,7 +27698,7 @@
                   <pic:spPr bwMode="auto">
                     <a:xfrm>
                       <a:off x="0" y="0"/>
-                      <a:ext cx="3600000" cy="2284615"/>
+                      <a:ext cx="3600000" cy="2267532"/>
                     </a:xfrm>
                     <a:prstGeom prst="rect">
                       <a:avLst/>
@@ -28032,7 +28032,7 @@
         </w:rPr>
         <w:drawing>
           <wp:inline>
-            <wp:extent cx="3600000" cy="2318417"/>
+            <wp:extent cx="3600000" cy="2291315"/>
             <wp:effectExtent b="0" l="0" r="0" t="0"/>
             <wp:docPr descr="" title="" id="175" name="Picture"/>
             <a:graphic>
@@ -28053,7 +28053,7 @@
                   <pic:spPr bwMode="auto">
                     <a:xfrm>
                       <a:off x="0" y="0"/>
-                      <a:ext cx="3600000" cy="2318417"/>
+                      <a:ext cx="3600000" cy="2291315"/>
                     </a:xfrm>
                     <a:prstGeom prst="rect">
                       <a:avLst/>
@@ -35337,7 +35337,7 @@
         </w:rPr>
         <w:drawing>
           <wp:inline>
-            <wp:extent cx="3600000" cy="2141176"/>
+            <wp:extent cx="3600000" cy="2107895"/>
             <wp:effectExtent b="0" l="0" r="0" t="0"/>
             <wp:docPr descr="" title="" id="192" name="Picture"/>
             <a:graphic>
@@ -35358,7 +35358,7 @@
                   <pic:spPr bwMode="auto">
                     <a:xfrm>
                       <a:off x="0" y="0"/>
-                      <a:ext cx="3600000" cy="2141176"/>
+                      <a:ext cx="3600000" cy="2107895"/>
                     </a:xfrm>
                     <a:prstGeom prst="rect">
                       <a:avLst/>
@@ -36488,7 +36488,7 @@
         </w:rPr>
         <w:drawing>
           <wp:inline>
-            <wp:extent cx="3600000" cy="1394366"/>
+            <wp:extent cx="3600000" cy="1378723"/>
             <wp:effectExtent b="0" l="0" r="0" t="0"/>
             <wp:docPr descr="" title="" id="200" name="Picture"/>
             <a:graphic>
@@ -36509,7 +36509,7 @@
                   <pic:spPr bwMode="auto">
                     <a:xfrm>
                       <a:off x="0" y="0"/>
-                      <a:ext cx="3600000" cy="1394366"/>
+                      <a:ext cx="3600000" cy="1378723"/>
                     </a:xfrm>
                     <a:prstGeom prst="rect">
                       <a:avLst/>

--- a/00-首页/题组Word/习题书/第三篇-有机化学/第三篇-有机化学-99-综合题-教师版.docx
+++ b/00-首页/题组Word/习题书/第三篇-有机化学/第三篇-有机化学-99-综合题-教师版.docx
@@ -29117,6 +29117,14 @@
       <w:tblPr>
         <w:tblStyle w:val="Table"/>
         <w:tblW w:type="auto" w:w="0"/>
+        <w:tblBorders>
+          <w:top w:val="single" w:sz="12" w:space="0" w:color="000000"/>
+          <w:left w:val="none" w:sz="0" w:space="0" w:color="auto"/>
+          <w:bottom w:val="single" w:sz="12" w:space="0" w:color="000000"/>
+          <w:right w:val="none" w:sz="0" w:space="0" w:color="auto"/>
+          <w:insideH w:val="none" w:sz="0" w:space="0" w:color="auto"/>
+          <w:insideV w:val="none" w:sz="0" w:space="0" w:color="auto"/>
+        </w:tblBorders>
         <w:tblLook w:firstRow="1" w:lastRow="0" w:firstColumn="0" w:lastColumn="0" w:noHBand="0" w:noVBand="0" w:val="0020"/>
       </w:tblPr>
       <w:tblGrid>
@@ -29129,7 +29137,11 @@
           <w:tblHeader w:val="on"/>
         </w:trPr>
         <w:tc>
-          <w:tcPr/>
+          <w:tcPr>
+            <w:tcBorders>
+              <w:bottom w:val="single" w:sz="8" w:space="0" w:color="000000"/>
+            </w:tcBorders>
+          </w:tcPr>
           <w:p>
             <w:pPr>
               <w:pStyle w:val="Compact"/>
@@ -29145,7 +29157,11 @@
           </w:p>
         </w:tc>
         <w:tc>
-          <w:tcPr/>
+          <w:tcPr>
+            <w:tcBorders>
+              <w:bottom w:val="single" w:sz="8" w:space="0" w:color="000000"/>
+            </w:tcBorders>
+          </w:tcPr>
           <w:p>
             <w:pPr>
               <w:pStyle w:val="Compact"/>
@@ -29161,7 +29177,11 @@
           </w:p>
         </w:tc>
         <w:tc>
-          <w:tcPr/>
+          <w:tcPr>
+            <w:tcBorders>
+              <w:bottom w:val="single" w:sz="8" w:space="0" w:color="000000"/>
+            </w:tcBorders>
+          </w:tcPr>
           <w:p>
             <w:pPr>
               <w:pStyle w:val="Compact"/>
@@ -38124,6 +38144,7 @@
     <w:p>
       <w:pPr>
         <w:pStyle w:val="BodyText"/>
+        <w:spacing w:before="0" w:after="0"/>
       </w:pPr>
       <w:r>
         <w:rPr>
@@ -38135,6 +38156,7 @@
     <w:p>
       <w:pPr>
         <w:pStyle w:val="BodyText"/>
+        <w:spacing w:before="0" w:after="0"/>
       </w:pPr>
       <w:r>
         <w:rPr>
@@ -38146,6 +38168,7 @@
     <w:p>
       <w:pPr>
         <w:pStyle w:val="BodyText"/>
+        <w:spacing w:before="0" w:after="0"/>
       </w:pPr>
       <w:r>
         <w:rPr>
@@ -38157,6 +38180,7 @@
     <w:p>
       <w:pPr>
         <w:pStyle w:val="BodyText"/>
+        <w:spacing w:before="0" w:after="0"/>
       </w:pPr>
       <w:r>
         <w:rPr>
@@ -38601,6 +38625,7 @@
     <w:p>
       <w:pPr>
         <w:pStyle w:val="BodyText"/>
+        <w:spacing w:before="0" w:after="0"/>
       </w:pPr>
       <w:r>
         <w:rPr>
@@ -38618,6 +38643,7 @@
     <w:p>
       <w:pPr>
         <w:pStyle w:val="BodyText"/>
+        <w:spacing w:before="0" w:after="0"/>
       </w:pPr>
       <w:r>
         <w:rPr>
@@ -38635,6 +38661,7 @@
     <w:p>
       <w:pPr>
         <w:pStyle w:val="BodyText"/>
+        <w:spacing w:before="0" w:after="0"/>
       </w:pPr>
       <w:r>
         <w:rPr>
@@ -38652,6 +38679,7 @@
     <w:p>
       <w:pPr>
         <w:pStyle w:val="BodyText"/>
+        <w:spacing w:before="0" w:after="0"/>
       </w:pPr>
       <w:r>
         <w:rPr>
@@ -42314,7 +42342,7 @@
     <ns0:rPr>
       <ns0:rFonts ns0:ascii="Times New Roman" ns0:cs="Times New Roman" ns0:eastAsia="SimHei" ns0:hAnsi="Times New Roman"/>
       <ns0:b/>
-      <ns0:color ns0:val="17324D"/>
+      <ns0:color ns0:val="000000"/>
       <ns0:sz ns0:val="44"/>
       <ns0:szCs ns0:val="56"/>
     </ns0:rPr>
@@ -42456,7 +42484,7 @@
     <ns0:rPr>
       <ns0:rFonts ns0:ascii="Times New Roman" ns0:cs="Times New Roman" ns0:eastAsia="SimHei" ns0:hAnsi="Times New Roman"/>
       <ns0:b/>
-      <ns0:color ns0:val="17324D"/>
+      <ns0:color ns0:val="000000"/>
       <ns0:sz ns0:val="32"/>
       <ns0:szCs ns0:val="40"/>
     </ns0:rPr>
@@ -42480,7 +42508,7 @@
     <ns0:rPr>
       <ns0:rFonts ns0:ascii="Times New Roman" ns0:cs="Times New Roman" ns0:eastAsia="SimHei" ns0:hAnsi="Times New Roman"/>
       <ns0:b/>
-      <ns0:color ns0:val="17324D"/>
+      <ns0:color ns0:val="000000"/>
       <ns0:sz ns0:val="28"/>
       <ns0:szCs ns0:val="32"/>
     </ns0:rPr>
@@ -42504,7 +42532,7 @@
     <ns0:rPr>
       <ns0:rFonts ns0:ascii="Times New Roman" ns0:cs="Times New Roman" ns0:eastAsia="SimHei" ns0:hAnsi="Times New Roman"/>
       <ns0:b/>
-      <ns0:color ns0:val="17324D"/>
+      <ns0:color ns0:val="000000"/>
       <ns0:sz ns0:val="25"/>
       <ns0:szCs ns0:val="28"/>
     </ns0:rPr>
